--- a/docs/downloads/william-gurnall/تم/doc_0530.docx
+++ b/docs/downloads/william-gurnall/تم/doc_0530.docx
@@ -6,6 +6,7 @@
       <w:pPr>
         <w:rPr>
           <w:rtl/>
+          <w:lang w:bidi="ar-SA"/>
         </w:rPr>
       </w:pPr>
       <w:hyperlink r:id="rId4" w:history="1">
@@ -13,16 +14,23 @@
           <w:rPr>
             <w:rStyle w:val="Hyperlink"/>
             <w:rtl/>
+            <w:lang w:bidi="ar-SA"/>
           </w:rPr>
-          <w:t>الصلاة - ما هي الصلاة؟</w:t>
+          <w:t>الصلاة - متى نصلي؟</w:t>
         </w:r>
       </w:hyperlink>
     </w:p>
     <w:p>
       <w:pPr>
         <w:bidi w:val="0"/>
+        <w:rPr>
+          <w:lang w:bidi="ar-SA"/>
+        </w:rPr>
       </w:pPr>
       <w:r>
+        <w:rPr>
+          <w:lang w:bidi="ar-SA"/>
+        </w:rPr>
         <w:t>William Gurnall</w:t>
       </w:r>
     </w:p>
@@ -39,28 +47,13 @@
           <w:rtl/>
           <w:lang w:bidi="ar-SA"/>
         </w:rPr>
-        <w:t xml:space="preserve">الصلاة </w:t>
-      </w:r>
-      <w:r>
-        <w:rPr>
-          <w:rtl/>
-          <w:lang w:bidi="ar-SA"/>
-        </w:rPr>
-        <w:t>–</w:t>
-      </w:r>
-      <w:r>
-        <w:rPr>
-          <w:rFonts w:hint="cs"/>
-          <w:rtl/>
-          <w:lang w:bidi="ar-SA"/>
-        </w:rPr>
-        <w:t xml:space="preserve"> علامة حياة.</w:t>
+        <w:t>الصلاة في وقت الضيق. حتى إن ليس بإمكان نعمة عابرة أن تبقي الصلاة على قيد الحياة، إلا أن الصلاة سيكون لها تأثير قوي على إبقاء القلب حيًا إن انتهت النعمة. إن اندفن ما يمتلكه الإنسان وثقته في ذات القبر، فسوف يكون أمرًا مؤسفًا. لا أحد يحتمل فقدان فرحه بصبر كالذي وهو فيه تدرب في الصلاة. كلما ازداد داود في صلاته لأجل ابنه وهو على قيد الحياة، كلما كانت دموعه أقل التي سكبها عند موته.</w:t>
       </w:r>
     </w:p>
     <w:p>
       <w:pPr>
         <w:rPr>
-          <w:rFonts w:hint="cs"/>
+          <w:rtl/>
           <w:lang w:bidi="ar-SA"/>
         </w:rPr>
       </w:pPr>
@@ -70,54 +63,101 @@
           <w:rtl/>
           <w:lang w:bidi="ar-SA"/>
         </w:rPr>
-        <w:t xml:space="preserve">ما هي الصلاة غير أن نتنفس النعمة التي يبثها في نفوسنا الروح </w:t>
-      </w:r>
-      <w:r>
-        <w:rPr>
-          <w:rFonts w:hint="cs"/>
-          <w:rtl/>
-          <w:lang w:bidi="ar-SA"/>
-        </w:rPr>
-        <w:t>ا</w:t>
-      </w:r>
-      <w:r>
-        <w:rPr>
-          <w:rFonts w:hint="cs"/>
-          <w:rtl/>
-          <w:lang w:bidi="ar-SA"/>
-        </w:rPr>
-        <w:t>لقدس؟ حينما نفخ الله نسمة حياة في الإنسان أصبح نفسًا حية. وعندما ينفخ الله نسمة حياة روحية في الكائن يصبح نفسًا مصلية. "</w:t>
-      </w:r>
-      <w:r>
-        <w:rPr>
-          <w:rtl/>
-          <w:lang w:bidi="ar-SA"/>
-        </w:rPr>
-        <w:t>هُوَذَا يُصَلِّ</w:t>
-      </w:r>
-      <w:r>
-        <w:rPr>
-          <w:rFonts w:hint="cs"/>
-          <w:rtl/>
-          <w:lang w:bidi="ar-SA"/>
-        </w:rPr>
-        <w:t xml:space="preserve">" قال الله لحنانيا عن بولس (أعمال الرسل 9: 11). الصلاة بالنسبة للخليقة الجديدة هي الصرخة في الخليقة الطبيعية. الطفل غير مجبر أن يتعلم بأن يصرخ فهو يخرج صارخًا إلى العالم. هكذا الصلاة أيضًا لا نتعلمها بالعوائد والقواعد، وإنما </w:t>
-      </w:r>
-      <w:r>
-        <w:rPr>
-          <w:rFonts w:hint="cs"/>
-          <w:rtl/>
-          <w:lang w:bidi="ar-SA"/>
-        </w:rPr>
-        <w:t>هي</w:t>
-      </w:r>
-      <w:r>
-        <w:rPr>
-          <w:rFonts w:hint="cs"/>
-          <w:rtl/>
-          <w:lang w:bidi="ar-SA"/>
-        </w:rPr>
-        <w:t xml:space="preserve"> فيض الحياة الجديدة.</w:t>
+        <w:t>الصلاة في وقت السلامة. الصلاة ليست معطف شتاء. صحيح أننا نرتديه في الشتاء، لكن لا يجوز أن نخلعه في سلامة الصيف. إن رأيت مصليًا عليك أن تنتظر إلى أن تبرق وترعد وأن تجيء العاصفة. صلِّ في السلامة، حتى تتقدم في الصدمات. اعترف بالله الآن حتى يعترف بك حينها. هل سنرحب بالصديق الذي لا يقوم بزيارتنا إلا إن أراد أن يستعير منا شيئًا؟ صلِّ في السلامة حتى لا تقع في هذا الأمر. السلامة هي ليست صديق لذاكرتنا، لذا كثيرًا ما لنا إنذار بأن ننتبه متى ما نكون في خير، حتى لا ننسى الله. في الكتاب ترى بأن أكبر سقوط للمؤمنين كان وهم موجودين على أكثر أرضية مستوية</w:t>
+      </w:r>
+      <w:r>
+        <w:rPr>
+          <w:rFonts w:hint="cs"/>
+          <w:rtl/>
+          <w:lang w:bidi="ar-SA"/>
+        </w:rPr>
+        <w:t xml:space="preserve">. نوح الذي رأى كيف غرق كل العالم في المياه، </w:t>
+      </w:r>
+      <w:r>
+        <w:rPr>
+          <w:rtl/>
+          <w:lang w:bidi="ar-SA"/>
+        </w:rPr>
+        <w:t xml:space="preserve">كان بالكاد آمناً على الأرض عندما 'غرق' في </w:t>
+      </w:r>
+      <w:r>
+        <w:rPr>
+          <w:rFonts w:hint="cs"/>
+          <w:rtl/>
+          <w:lang w:bidi="ar-SA"/>
+        </w:rPr>
+        <w:t>الخمر</w:t>
+      </w:r>
+      <w:r>
+        <w:rPr>
+          <w:rtl/>
+          <w:lang w:bidi="ar-SA"/>
+        </w:rPr>
+        <w:t>.</w:t>
+      </w:r>
+      <w:r>
+        <w:rPr>
+          <w:rFonts w:hint="cs"/>
+          <w:rtl/>
+          <w:lang w:bidi="ar-SA"/>
+        </w:rPr>
+        <w:t xml:space="preserve"> قلب داود كان ثابتًا عندما كان في البرية، لكن عينه الشهوانية رفرفت وتجولت عندما كان على شرفة سطح قصره.</w:t>
+      </w:r>
+    </w:p>
+    <w:p>
+      <w:pPr>
+        <w:rPr>
+          <w:rtl/>
+          <w:lang w:bidi="ar-SA"/>
+        </w:rPr>
+      </w:pPr>
+      <w:r>
+        <w:rPr>
+          <w:rFonts w:hint="cs"/>
+          <w:rtl/>
+          <w:lang w:bidi="ar-SA"/>
+        </w:rPr>
+        <w:t>صلاة الصباح والمساء. الصلاة يجب أن تفتتح الصباح وتختم المساء. إننا لا نُظهر بأننا مسيحيين إن لم نفتح أعيننا بالصلاة، عند نهوضنا ونغمضها بذات المفتاح عند ذهابنا للنوم. عدا عن ذلك يحق لك أن تصلي بقدر ما تريد.</w:t>
+      </w:r>
+    </w:p>
+    <w:p>
+      <w:pPr>
+        <w:rPr>
+          <w:rFonts w:hint="cs"/>
+          <w:lang w:bidi="ar-SA"/>
+        </w:rPr>
+      </w:pPr>
+      <w:r>
+        <w:rPr>
+          <w:rFonts w:hint="cs"/>
+          <w:rtl/>
+          <w:lang w:bidi="ar-SA"/>
+        </w:rPr>
+        <w:t xml:space="preserve">إن أردت نارًا لذبيحتك المسائية، فاهتم، بأن لا ينتهي ما قد وضعته على مذبحك. كل ما ستُملئ به جرتك هذا ما سوف تسكبه أيضًا. إن ملأناها ماءً فلن نسكب منها خمرًا إلا بأعجوبة. </w:t>
+      </w:r>
+      <w:r>
+        <w:rPr>
+          <w:rFonts w:hint="cs"/>
+          <w:rtl/>
+          <w:lang w:bidi="ar-SA"/>
+        </w:rPr>
+        <w:t>فماذا إذًا إن ملأت قلبك كل النهار بالأرضيات (والله لا يوجد له أي مكان في أفكارك) ومن ثم تريد أن تخرج منه سماويات في المساء؟ كل مَن هو سماوي في مشغولياته الأرضية سيكون أقل عالميًا في مشغولياته السماوية. أحد المؤمنين وهو يحتضر عبّر عن ذلك بصورة جميلة: "إني أستبدل مكان وجودي، ولك</w:t>
+      </w:r>
+      <w:r>
+        <w:rPr>
+          <w:rFonts w:hint="cs"/>
+          <w:rtl/>
+          <w:lang w:bidi="ar-SA"/>
+        </w:rPr>
+        <w:t>ن</w:t>
+      </w:r>
+      <w:r>
+        <w:rPr>
+          <w:rFonts w:hint="cs"/>
+          <w:rtl/>
+          <w:lang w:bidi="ar-SA"/>
+        </w:rPr>
+        <w:t xml:space="preserve"> ليس شركتي."</w:t>
       </w:r>
     </w:p>
     <w:sectPr>
@@ -569,7 +609,7 @@
     <w:basedOn w:val="DefaultParagraphFont"/>
     <w:uiPriority w:val="99"/>
     <w:unhideWhenUsed/>
-    <w:rsid w:val="00056FFF"/>
+    <w:rsid w:val="00B068C0"/>
     <w:rPr>
       <w:color w:val="0563C1" w:themeColor="hyperlink"/>
       <w:u w:val="single"/>
@@ -581,7 +621,7 @@
     <w:uiPriority w:val="99"/>
     <w:semiHidden/>
     <w:unhideWhenUsed/>
-    <w:rsid w:val="00056FFF"/>
+    <w:rsid w:val="00B068C0"/>
     <w:rPr>
       <w:color w:val="605E5C"/>
       <w:shd w:val="clear" w:color="auto" w:fill="E1DFDD"/>

--- a/docs/downloads/william-gurnall/تم/doc_0530.docx
+++ b/docs/downloads/william-gurnall/تم/doc_0530.docx
@@ -6,7 +6,6 @@
       <w:pPr>
         <w:rPr>
           <w:rtl/>
-          <w:lang w:bidi="ar-SA"/>
         </w:rPr>
       </w:pPr>
       <w:hyperlink r:id="rId4" w:history="1">
@@ -14,23 +13,16 @@
           <w:rPr>
             <w:rStyle w:val="Hyperlink"/>
             <w:rtl/>
-            <w:lang w:bidi="ar-SA"/>
           </w:rPr>
-          <w:t>الصلاة - متى نصلي؟</w:t>
+          <w:t>الصلاة - ما هي الصلاة؟</w:t>
         </w:r>
       </w:hyperlink>
     </w:p>
     <w:p>
       <w:pPr>
         <w:bidi w:val="0"/>
-        <w:rPr>
-          <w:lang w:bidi="ar-SA"/>
-        </w:rPr>
       </w:pPr>
       <w:r>
-        <w:rPr>
-          <w:lang w:bidi="ar-SA"/>
-        </w:rPr>
         <w:t>William Gurnall</w:t>
       </w:r>
     </w:p>
@@ -47,13 +39,28 @@
           <w:rtl/>
           <w:lang w:bidi="ar-SA"/>
         </w:rPr>
-        <w:t>الصلاة في وقت الضيق. حتى إن ليس بإمكان نعمة عابرة أن تبقي الصلاة على قيد الحياة، إلا أن الصلاة سيكون لها تأثير قوي على إبقاء القلب حيًا إن انتهت النعمة. إن اندفن ما يمتلكه الإنسان وثقته في ذات القبر، فسوف يكون أمرًا مؤسفًا. لا أحد يحتمل فقدان فرحه بصبر كالذي وهو فيه تدرب في الصلاة. كلما ازداد داود في صلاته لأجل ابنه وهو على قيد الحياة، كلما كانت دموعه أقل التي سكبها عند موته.</w:t>
+        <w:t xml:space="preserve">الصلاة </w:t>
+      </w:r>
+      <w:r>
+        <w:rPr>
+          <w:rtl/>
+          <w:lang w:bidi="ar-SA"/>
+        </w:rPr>
+        <w:t>–</w:t>
+      </w:r>
+      <w:r>
+        <w:rPr>
+          <w:rFonts w:hint="cs"/>
+          <w:rtl/>
+          <w:lang w:bidi="ar-SA"/>
+        </w:rPr>
+        <w:t xml:space="preserve"> علامة حياة.</w:t>
       </w:r>
     </w:p>
     <w:p>
       <w:pPr>
         <w:rPr>
-          <w:rtl/>
+          <w:rFonts w:hint="cs"/>
           <w:lang w:bidi="ar-SA"/>
         </w:rPr>
       </w:pPr>
@@ -63,7 +70,7 @@
           <w:rtl/>
           <w:lang w:bidi="ar-SA"/>
         </w:rPr>
-        <w:t>الصلاة في وقت السلامة. الصلاة ليست معطف شتاء. صحيح أننا نرتديه في الشتاء، لكن لا يجوز أن نخلعه في سلامة الصيف. إن رأيت مصليًا عليك أن تنتظر إلى أن تبرق وترعد وأن تجيء العاصفة. صلِّ في السلامة، حتى تتقدم في الصدمات. اعترف بالله الآن حتى يعترف بك حينها. هل سنرحب بالصديق الذي لا يقوم بزيارتنا إلا إن أراد أن يستعير منا شيئًا؟ صلِّ في السلامة حتى لا تقع في هذا الأمر. السلامة هي ليست صديق لذاكرتنا، لذا كثيرًا ما لنا إنذار بأن ننتبه متى ما نكون في خير، حتى لا ننسى الله. في الكتاب ترى بأن أكبر سقوط للمؤمنين كان وهم موجودين على أكثر أرضية مستوية</w:t>
+        <w:t xml:space="preserve">ما هي الصلاة غير أن نتنفس النعمة التي يبثها في نفوسنا الروح </w:t>
       </w:r>
       <w:r>
         <w:rPr>
@@ -71,14 +78,7 @@
           <w:rtl/>
           <w:lang w:bidi="ar-SA"/>
         </w:rPr>
-        <w:t xml:space="preserve">. نوح الذي رأى كيف غرق كل العالم في المياه، </w:t>
-      </w:r>
-      <w:r>
-        <w:rPr>
-          <w:rtl/>
-          <w:lang w:bidi="ar-SA"/>
-        </w:rPr>
-        <w:t xml:space="preserve">كان بالكاد آمناً على الأرض عندما 'غرق' في </w:t>
+        <w:t>ا</w:t>
       </w:r>
       <w:r>
         <w:rPr>
@@ -86,14 +86,14 @@
           <w:rtl/>
           <w:lang w:bidi="ar-SA"/>
         </w:rPr>
-        <w:t>الخمر</w:t>
-      </w:r>
-      <w:r>
-        <w:rPr>
-          <w:rtl/>
-          <w:lang w:bidi="ar-SA"/>
-        </w:rPr>
-        <w:t>.</w:t>
+        <w:t>لقدس؟ حينما نفخ الله نسمة حياة في الإنسان أصبح نفسًا حية. وعندما ينفخ الله نسمة حياة روحية في الكائن يصبح نفسًا مصلية. "</w:t>
+      </w:r>
+      <w:r>
+        <w:rPr>
+          <w:rtl/>
+          <w:lang w:bidi="ar-SA"/>
+        </w:rPr>
+        <w:t>هُوَذَا يُصَلِّ</w:t>
       </w:r>
       <w:r>
         <w:rPr>
@@ -101,63 +101,23 @@
           <w:rtl/>
           <w:lang w:bidi="ar-SA"/>
         </w:rPr>
-        <w:t xml:space="preserve"> قلب داود كان ثابتًا عندما كان في البرية، لكن عينه الشهوانية رفرفت وتجولت عندما كان على شرفة سطح قصره.</w:t>
-      </w:r>
-    </w:p>
-    <w:p>
-      <w:pPr>
-        <w:rPr>
-          <w:rtl/>
-          <w:lang w:bidi="ar-SA"/>
-        </w:rPr>
-      </w:pPr>
+        <w:t xml:space="preserve">" قال الله لحنانيا عن بولس (أعمال الرسل 9: 11). الصلاة بالنسبة للخليقة الجديدة هي الصرخة في الخليقة الطبيعية. الطفل غير مجبر أن يتعلم بأن يصرخ فهو يخرج صارخًا إلى العالم. هكذا الصلاة أيضًا لا نتعلمها بالعوائد والقواعد، وإنما </w:t>
+      </w:r>
       <w:r>
         <w:rPr>
           <w:rFonts w:hint="cs"/>
           <w:rtl/>
           <w:lang w:bidi="ar-SA"/>
         </w:rPr>
-        <w:t>صلاة الصباح والمساء. الصلاة يجب أن تفتتح الصباح وتختم المساء. إننا لا نُظهر بأننا مسيحيين إن لم نفتح أعيننا بالصلاة، عند نهوضنا ونغمضها بذات المفتاح عند ذهابنا للنوم. عدا عن ذلك يحق لك أن تصلي بقدر ما تريد.</w:t>
-      </w:r>
-    </w:p>
-    <w:p>
-      <w:pPr>
+        <w:t>هي</w:t>
+      </w:r>
+      <w:r>
         <w:rPr>
           <w:rFonts w:hint="cs"/>
-          <w:lang w:bidi="ar-SA"/>
-        </w:rPr>
-      </w:pPr>
-      <w:r>
-        <w:rPr>
-          <w:rFonts w:hint="cs"/>
-          <w:rtl/>
-          <w:lang w:bidi="ar-SA"/>
-        </w:rPr>
-        <w:t xml:space="preserve">إن أردت نارًا لذبيحتك المسائية، فاهتم، بأن لا ينتهي ما قد وضعته على مذبحك. كل ما ستُملئ به جرتك هذا ما سوف تسكبه أيضًا. إن ملأناها ماءً فلن نسكب منها خمرًا إلا بأعجوبة. </w:t>
-      </w:r>
-      <w:r>
-        <w:rPr>
-          <w:rFonts w:hint="cs"/>
-          <w:rtl/>
-          <w:lang w:bidi="ar-SA"/>
-        </w:rPr>
-        <w:t>فماذا إذًا إن ملأت قلبك كل النهار بالأرضيات (والله لا يوجد له أي مكان في أفكارك) ومن ثم تريد أن تخرج منه سماويات في المساء؟ كل مَن هو سماوي في مشغولياته الأرضية سيكون أقل عالميًا في مشغولياته السماوية. أحد المؤمنين وهو يحتضر عبّر عن ذلك بصورة جميلة: "إني أستبدل مكان وجودي، ولك</w:t>
-      </w:r>
-      <w:r>
-        <w:rPr>
-          <w:rFonts w:hint="cs"/>
-          <w:rtl/>
-          <w:lang w:bidi="ar-SA"/>
-        </w:rPr>
-        <w:t>ن</w:t>
-      </w:r>
-      <w:r>
-        <w:rPr>
-          <w:rFonts w:hint="cs"/>
-          <w:rtl/>
-          <w:lang w:bidi="ar-SA"/>
-        </w:rPr>
-        <w:t xml:space="preserve"> ليس شركتي."</w:t>
+          <w:rtl/>
+          <w:lang w:bidi="ar-SA"/>
+        </w:rPr>
+        <w:t xml:space="preserve"> فيض الحياة الجديدة.</w:t>
       </w:r>
     </w:p>
     <w:sectPr>
@@ -609,7 +569,7 @@
     <w:basedOn w:val="DefaultParagraphFont"/>
     <w:uiPriority w:val="99"/>
     <w:unhideWhenUsed/>
-    <w:rsid w:val="00B068C0"/>
+    <w:rsid w:val="00056FFF"/>
     <w:rPr>
       <w:color w:val="0563C1" w:themeColor="hyperlink"/>
       <w:u w:val="single"/>
@@ -621,7 +581,7 @@
     <w:uiPriority w:val="99"/>
     <w:semiHidden/>
     <w:unhideWhenUsed/>
-    <w:rsid w:val="00B068C0"/>
+    <w:rsid w:val="00056FFF"/>
     <w:rPr>
       <w:color w:val="605E5C"/>
       <w:shd w:val="clear" w:color="auto" w:fill="E1DFDD"/>

--- a/docs/downloads/william-gurnall/تم/doc_0530.docx
+++ b/docs/downloads/william-gurnall/تم/doc_0530.docx
@@ -1,6 +1,6 @@
 
 <file path=word/document.xml><?xml version="1.0" encoding="utf-8"?>
-<w:document xmlns:wpc="http://schemas.microsoft.com/office/word/2010/wordprocessingCanvas" xmlns:cx="http://schemas.microsoft.com/office/drawing/2014/chartex" xmlns:cx1="http://schemas.microsoft.com/office/drawing/2015/9/8/chartex" xmlns:cx2="http://schemas.microsoft.com/office/drawing/2015/10/21/chartex" xmlns:cx3="http://schemas.microsoft.com/office/drawing/2016/5/9/chartex" xmlns:cx4="http://schemas.microsoft.com/office/drawing/2016/5/10/chartex" xmlns:cx5="http://schemas.microsoft.com/office/drawing/2016/5/11/chartex" xmlns:cx6="http://schemas.microsoft.com/office/drawing/2016/5/12/chartex" xmlns:cx7="http://schemas.microsoft.com/office/drawing/2016/5/13/chartex" xmlns:cx8="http://schemas.microsoft.com/office/drawing/2016/5/14/chartex" xmlns:mc="http://schemas.openxmlformats.org/markup-compatibility/2006" xmlns:aink="http://schemas.microsoft.com/office/drawing/2016/ink" xmlns:am3d="http://schemas.microsoft.com/office/drawing/2017/model3d" xmlns:o="urn:schemas-microsoft-com:office:office" xmlns:oel="http://schemas.microsoft.com/office/2019/extlst" xmlns:r="http://schemas.openxmlformats.org/officeDocument/2006/relationships" xmlns:m="http://schemas.openxmlformats.org/officeDocument/2006/math" xmlns:v="urn:schemas-microsoft-com:vml" xmlns:wp14="http://schemas.microsoft.com/office/word/2010/wordprocessingDrawing" xmlns:wp="http://schemas.openxmlformats.org/drawingml/2006/wordprocessingDrawing" xmlns:w10="urn:schemas-microsoft-com:office:word" xmlns:w="http://schemas.openxmlformats.org/wordprocessingml/2006/main" xmlns:w14="http://schemas.microsoft.com/office/word/2010/wordml" xmlns:w15="http://schemas.microsoft.com/office/word/2012/wordml" xmlns:w16cex="http://schemas.microsoft.com/office/word/2018/wordml/cex" xmlns:w16cid="http://schemas.microsoft.com/office/word/2016/wordml/cid" xmlns:w16="http://schemas.microsoft.com/office/word/2018/wordml" xmlns:w16du="http://schemas.microsoft.com/office/word/2023/wordml/word16du" xmlns:w16sdtdh="http://schemas.microsoft.com/office/word/2020/wordml/sdtdatahash" xmlns:w16se="http://schemas.microsoft.com/office/word/2015/wordml/symex" xmlns:wpg="http://schemas.microsoft.com/office/word/2010/wordprocessingGroup" xmlns:wpi="http://schemas.microsoft.com/office/word/2010/wordprocessingInk" xmlns:wne="http://schemas.microsoft.com/office/word/2006/wordml" xmlns:wps="http://schemas.microsoft.com/office/word/2010/wordprocessingShape" mc:Ignorable="w14 w15 w16se w16cid w16 w16cex w16sdtdh w16du wp14">
+<w:document xmlns:wpc="http://schemas.microsoft.com/office/word/2010/wordprocessingCanvas" xmlns:cx="http://schemas.microsoft.com/office/drawing/2014/chartex" xmlns:cx1="http://schemas.microsoft.com/office/drawing/2015/9/8/chartex" xmlns:cx2="http://schemas.microsoft.com/office/drawing/2015/10/21/chartex" xmlns:cx3="http://schemas.microsoft.com/office/drawing/2016/5/9/chartex" xmlns:cx4="http://schemas.microsoft.com/office/drawing/2016/5/10/chartex" xmlns:cx5="http://schemas.microsoft.com/office/drawing/2016/5/11/chartex" xmlns:cx6="http://schemas.microsoft.com/office/drawing/2016/5/12/chartex" xmlns:cx7="http://schemas.microsoft.com/office/drawing/2016/5/13/chartex" xmlns:cx8="http://schemas.microsoft.com/office/drawing/2016/5/14/chartex" xmlns:mc="http://schemas.openxmlformats.org/markup-compatibility/2006" xmlns:aink="http://schemas.microsoft.com/office/drawing/2016/ink" xmlns:am3d="http://schemas.microsoft.com/office/drawing/2017/model3d" xmlns:o="urn:schemas-microsoft-com:office:office" xmlns:oel="http://schemas.microsoft.com/office/2019/extlst" xmlns:r="http://schemas.openxmlformats.org/officeDocument/2006/relationships" xmlns:m="http://schemas.openxmlformats.org/officeDocument/2006/math" xmlns:v="urn:schemas-microsoft-com:vml" xmlns:wp14="http://schemas.microsoft.com/office/word/2010/wordprocessingDrawing" xmlns:wp="http://schemas.openxmlformats.org/drawingml/2006/wordprocessingDrawing" xmlns:w10="urn:schemas-microsoft-com:office:word" xmlns:w="http://schemas.openxmlformats.org/wordprocessingml/2006/main" xmlns:w14="http://schemas.microsoft.com/office/word/2010/wordml" xmlns:w15="http://schemas.microsoft.com/office/word/2012/wordml" xmlns:w16cex="http://schemas.microsoft.com/office/word/2018/wordml/cex" xmlns:w16cid="http://schemas.microsoft.com/office/word/2016/wordml/cid" xmlns:w16="http://schemas.microsoft.com/office/word/2018/wordml" xmlns:w16sdtdh="http://schemas.microsoft.com/office/word/2020/wordml/sdtdatahash" xmlns:w16se="http://schemas.microsoft.com/office/word/2015/wordml/symex" xmlns:wpg="http://schemas.microsoft.com/office/word/2010/wordprocessingGroup" xmlns:wpi="http://schemas.microsoft.com/office/word/2010/wordprocessingInk" xmlns:wne="http://schemas.microsoft.com/office/word/2006/wordml" xmlns:wps="http://schemas.microsoft.com/office/word/2010/wordprocessingShape" mc:Ignorable="w14 w15 w16se w16cid w16 w16cex w16sdtdh wp14">
   <w:body>
     <w:p>
       <w:pPr>
@@ -8,116 +8,286 @@
           <w:rtl/>
         </w:rPr>
       </w:pPr>
-      <w:hyperlink r:id="rId4" w:history="1">
-        <w:r>
-          <w:rPr>
-            <w:rStyle w:val="Hyperlink"/>
-            <w:rtl/>
-          </w:rPr>
-          <w:t>الصلاة - ما هي الصلاة؟</w:t>
-        </w:r>
-      </w:hyperlink>
+      <w:r>
+        <w:fldChar w:fldCharType="begin"/>
+      </w:r>
+      <w:r>
+        <w:instrText>HYPERLINK "https://www.bibelstudium.de/articles/1504/gebet-wie-beten-wir-1.html"</w:instrText>
+      </w:r>
+      <w:r>
+        <w:fldChar w:fldCharType="separate"/>
+      </w:r>
+      <w:r>
+        <w:rPr>
+          <w:rStyle w:val="Hyperlink"/>
+          <w:rtl/>
+        </w:rPr>
+        <w:t>الصلاة - ك</w:t>
+      </w:r>
+      <w:r>
+        <w:rPr>
+          <w:rStyle w:val="Hyperlink"/>
+          <w:rtl/>
+        </w:rPr>
+        <w:t>ي</w:t>
+      </w:r>
+      <w:r>
+        <w:rPr>
+          <w:rStyle w:val="Hyperlink"/>
+          <w:rtl/>
+        </w:rPr>
+        <w:t>ف نصلي</w:t>
+      </w:r>
+      <w:r>
+        <w:rPr>
+          <w:rStyle w:val="Hyperlink"/>
+        </w:rPr>
+        <w:fldChar w:fldCharType="end"/>
+      </w:r>
     </w:p>
     <w:p>
       <w:pPr>
         <w:bidi w:val="0"/>
       </w:pPr>
       <w:r>
-        <w:t>William Gurnall</w:t>
-      </w:r>
+        <w:t xml:space="preserve">William </w:t>
+      </w:r>
+      <w:proofErr w:type="spellStart"/>
+      <w:r>
+        <w:t>Gurnall</w:t>
+      </w:r>
+      <w:proofErr w:type="spellEnd"/>
     </w:p>
     <w:p>
       <w:pPr>
         <w:rPr>
           <w:rtl/>
-          <w:lang w:bidi="ar-SA"/>
         </w:rPr>
       </w:pPr>
       <w:r>
         <w:rPr>
           <w:rFonts w:hint="cs"/>
           <w:rtl/>
-          <w:lang w:bidi="ar-SA"/>
-        </w:rPr>
-        <w:t xml:space="preserve">الصلاة </w:t>
-      </w:r>
-      <w:r>
-        <w:rPr>
-          <w:rtl/>
-          <w:lang w:bidi="ar-SA"/>
-        </w:rPr>
-        <w:t>–</w:t>
-      </w:r>
-      <w:r>
-        <w:rPr>
-          <w:rFonts w:hint="cs"/>
-          <w:rtl/>
-          <w:lang w:bidi="ar-SA"/>
-        </w:rPr>
-        <w:t xml:space="preserve"> علامة حياة.</w:t>
+        </w:rPr>
+        <w:t>صلِّ بصدق! الصلاة هي عمل فيه أمرنا مباشرة مع الله العظيم الذي نقترب إليه في الصلاة. إنه واجب مقدس جدًا أكثر مما يمكن أن نقوم به في نعاس وبعيون ناعسة وقلوب تميل للنوم. والله ندّد بذلك قائلاً: "</w:t>
+      </w:r>
+      <w:r>
+        <w:rPr>
+          <w:rFonts w:ascii="Arial" w:hAnsi="Arial" w:cs="Arial" w:hint="cs"/>
+          <w:rtl/>
+        </w:rPr>
+        <w:t>​</w:t>
+      </w:r>
+      <w:r>
+        <w:rPr>
+          <w:rFonts w:hint="cs"/>
+          <w:rtl/>
+        </w:rPr>
+        <w:t>وَلَيْسَ</w:t>
+      </w:r>
+      <w:r>
+        <w:rPr>
+          <w:rtl/>
+        </w:rPr>
+        <w:t xml:space="preserve"> </w:t>
+      </w:r>
+      <w:r>
+        <w:rPr>
+          <w:rFonts w:hint="cs"/>
+          <w:rtl/>
+        </w:rPr>
+        <w:t>مَنْ</w:t>
+      </w:r>
+      <w:r>
+        <w:rPr>
+          <w:rtl/>
+        </w:rPr>
+        <w:t xml:space="preserve"> </w:t>
+      </w:r>
+      <w:r>
+        <w:rPr>
+          <w:rFonts w:hint="cs"/>
+          <w:rtl/>
+        </w:rPr>
+        <w:t>يَدْعُو</w:t>
+      </w:r>
+      <w:r>
+        <w:rPr>
+          <w:rtl/>
+        </w:rPr>
+        <w:t xml:space="preserve"> </w:t>
+      </w:r>
+      <w:r>
+        <w:rPr>
+          <w:rFonts w:hint="cs"/>
+          <w:rtl/>
+        </w:rPr>
+        <w:t>بِاسْمِكَ</w:t>
+      </w:r>
+      <w:r>
+        <w:rPr>
+          <w:rtl/>
+        </w:rPr>
+        <w:t xml:space="preserve"> </w:t>
+      </w:r>
+      <w:r>
+        <w:rPr>
+          <w:rFonts w:hint="cs"/>
+          <w:rtl/>
+        </w:rPr>
+        <w:t>أَوْ</w:t>
+      </w:r>
+      <w:r>
+        <w:rPr>
+          <w:rtl/>
+        </w:rPr>
+        <w:t xml:space="preserve"> </w:t>
+      </w:r>
+      <w:r>
+        <w:rPr>
+          <w:rFonts w:hint="cs"/>
+          <w:rtl/>
+        </w:rPr>
+        <w:t>يَنْتَبِهُ</w:t>
+      </w:r>
+      <w:r>
+        <w:rPr>
+          <w:rtl/>
+        </w:rPr>
+        <w:t xml:space="preserve"> </w:t>
+      </w:r>
+      <w:r>
+        <w:rPr>
+          <w:rFonts w:hint="cs"/>
+          <w:rtl/>
+        </w:rPr>
+        <w:t>لِيَتَمَسَّكَ</w:t>
+      </w:r>
+      <w:r>
+        <w:rPr>
+          <w:rtl/>
+        </w:rPr>
+        <w:t xml:space="preserve"> </w:t>
+      </w:r>
+      <w:r>
+        <w:rPr>
+          <w:rFonts w:hint="cs"/>
+          <w:rtl/>
+        </w:rPr>
+        <w:t>بِكَ،</w:t>
+      </w:r>
+      <w:r>
+        <w:rPr>
+          <w:rFonts w:hint="cs"/>
+          <w:rtl/>
+        </w:rPr>
+        <w:t xml:space="preserve">" (إشعياء 64: 7). هو لا يقيّمها كصلاة إن لم ينهض القلب وكان متيقظًا. إن تصرفنا في الصلاة له تأثير شامل على كل حياتنا. كيفما يكون الإنسان في الصلاة هكذا هو في أي مكان آخر. إن كان غير مبالٍ في الصلاة، فهو أيضًا كذلك في الاستماع ومتهاون في سلوكه. الصلاة هي القناة التي يجري فيها نهر النعمة الإلهية، البركة والعزاء من الله إلى القلب. سدّ القناة والنهر لن يعود </w:t>
+      </w:r>
+      <w:r>
+        <w:rPr>
+          <w:rFonts w:hint="cs"/>
+          <w:rtl/>
+        </w:rPr>
+        <w:t>يجري ثانية.</w:t>
       </w:r>
     </w:p>
     <w:p>
       <w:pPr>
         <w:rPr>
-          <w:rFonts w:hint="cs"/>
-          <w:lang w:bidi="ar-SA"/>
+          <w:rtl/>
         </w:rPr>
       </w:pPr>
       <w:r>
         <w:rPr>
           <w:rFonts w:hint="cs"/>
           <w:rtl/>
-          <w:lang w:bidi="ar-SA"/>
-        </w:rPr>
-        <w:t xml:space="preserve">ما هي الصلاة غير أن نتنفس النعمة التي يبثها في نفوسنا الروح </w:t>
-      </w:r>
-      <w:r>
-        <w:rPr>
-          <w:rFonts w:hint="cs"/>
-          <w:rtl/>
-          <w:lang w:bidi="ar-SA"/>
-        </w:rPr>
-        <w:t>ا</w:t>
-      </w:r>
-      <w:r>
-        <w:rPr>
-          <w:rFonts w:hint="cs"/>
-          <w:rtl/>
-          <w:lang w:bidi="ar-SA"/>
-        </w:rPr>
-        <w:t>لقدس؟ حينما نفخ الله نسمة حياة في الإنسان أصبح نفسًا حية. وعندما ينفخ الله نسمة حياة روحية في الكائن يصبح نفسًا مصلية. "</w:t>
-      </w:r>
-      <w:r>
-        <w:rPr>
-          <w:rtl/>
-          <w:lang w:bidi="ar-SA"/>
-        </w:rPr>
-        <w:t>هُوَذَا يُصَلِّ</w:t>
-      </w:r>
-      <w:r>
-        <w:rPr>
-          <w:rFonts w:hint="cs"/>
-          <w:rtl/>
-          <w:lang w:bidi="ar-SA"/>
-        </w:rPr>
-        <w:t xml:space="preserve">" قال الله لحنانيا عن بولس (أعمال الرسل 9: 11). الصلاة بالنسبة للخليقة الجديدة هي الصرخة في الخليقة الطبيعية. الطفل غير مجبر أن يتعلم بأن يصرخ فهو يخرج صارخًا إلى العالم. هكذا الصلاة أيضًا لا نتعلمها بالعوائد والقواعد، وإنما </w:t>
-      </w:r>
-      <w:r>
-        <w:rPr>
-          <w:rFonts w:hint="cs"/>
-          <w:rtl/>
-          <w:lang w:bidi="ar-SA"/>
-        </w:rPr>
-        <w:t>هي</w:t>
-      </w:r>
-      <w:r>
-        <w:rPr>
-          <w:rFonts w:hint="cs"/>
-          <w:rtl/>
-          <w:lang w:bidi="ar-SA"/>
-        </w:rPr>
-        <w:t xml:space="preserve"> فيض الحياة الجديدة.</w:t>
+        </w:rPr>
+        <w:t>صلِّ باستقامة قلب! "</w:t>
+      </w:r>
+      <w:r>
+        <w:rPr>
+          <w:rtl/>
+        </w:rPr>
+        <w:t>إِنْ رَاعَيْتُ إِثْمًا فِي قَلْبِي لاَ يَسْتَمِعُ لِيَ الرَّبُّ.</w:t>
+      </w:r>
+      <w:r>
+        <w:rPr>
+          <w:rFonts w:hint="cs"/>
+          <w:rtl/>
+        </w:rPr>
+        <w:t xml:space="preserve">" (مزمور 66: 18). عندما يرفض الله بأن يستمع فيمكننا أن نكون متأكدين بأن الروح أيضًا يرفض عونه، لأن الله لا يصدّ أية صلاة البتة قامت بروحه. هل تنجست بخطية عن وعي؟ فلا تعتقد أن الله سيعينك في الصلاة قبل أن يعينك بأن تتوب. هو سيأخذك أولاً إلى المرحضة ومن ثم </w:t>
+      </w:r>
+      <w:proofErr w:type="spellStart"/>
+      <w:r>
+        <w:rPr>
+          <w:rFonts w:hint="cs"/>
+          <w:rtl/>
+        </w:rPr>
+        <w:t>سيصطحبك</w:t>
+      </w:r>
+      <w:proofErr w:type="spellEnd"/>
+      <w:r>
+        <w:rPr>
+          <w:rFonts w:hint="cs"/>
+          <w:rtl/>
+        </w:rPr>
+        <w:t xml:space="preserve"> إلى المذبح.</w:t>
+      </w:r>
+    </w:p>
+    <w:p>
+      <w:r>
+        <w:rPr>
+          <w:rFonts w:hint="cs"/>
+          <w:rtl/>
+        </w:rPr>
+        <w:t xml:space="preserve">احترس من أن تصلي بتحفّظ. تخلّص من الشيء الذي سيحررك الله منه. ... كل مَن لا يرغب بأن يتطهر من قذارة الخطية، سيصلي عبثًا بأن يتحرر من ذنبه. إن أحببنا عمل الخطية فلا بد وأن نقبل أجرتها أيضًا. القلب </w:t>
+      </w:r>
+      <w:r>
+        <w:rPr>
+          <w:rFonts w:hint="cs"/>
+          <w:rtl/>
+        </w:rPr>
+        <w:t>المخدوع</w:t>
+      </w:r>
+      <w:r>
+        <w:rPr>
+          <w:rFonts w:hint="cs"/>
+          <w:rtl/>
+        </w:rPr>
+        <w:t xml:space="preserve"> قد يتمنى بأن تُستر خطيته، لكن القلب الصادق يرغب بأن يتطهر منها. داود طلب قلبًا نقيًا </w:t>
+      </w:r>
+      <w:r>
+        <w:rPr>
+          <w:rFonts w:hint="cs"/>
+          <w:rtl/>
+        </w:rPr>
+        <w:t>وضميرًا هادئًا (مسالمًا): "</w:t>
+      </w:r>
+      <w:r>
+        <w:rPr>
+          <w:rtl/>
+        </w:rPr>
+        <w:t xml:space="preserve"> وَامْحُ كُلَّ آثامِي.  10قَلْبًا نَقِيًّا اخْلُقْ فِيَّ يَا اَللهُ،</w:t>
+      </w:r>
+      <w:r>
+        <w:rPr>
+          <w:rFonts w:hint="cs"/>
+          <w:rtl/>
+        </w:rPr>
+        <w:t xml:space="preserve">" (مزمور 51: 9 </w:t>
+      </w:r>
+      <w:r>
+        <w:rPr>
+          <w:rtl/>
+        </w:rPr>
+        <w:t>–</w:t>
+      </w:r>
+      <w:r>
+        <w:rPr>
+          <w:rFonts w:hint="cs"/>
+          <w:rtl/>
+        </w:rPr>
+        <w:t xml:space="preserve"> 10). إن أكثر مكان فيه تخدعنا قلوبنا هو في صلواتنا. ولا في أي طلبات أكثر من الطلبات ضد شهواتنا. إن أقل ما نفكّر فيه هو على الأغلب أكثر ما نخطط لعمله ... ربما صلاة أحد المؤمنين تحيد عن مسارها لأنه لا زال في قلبه غيظ خفي على أخيه.</w:t>
       </w:r>
     </w:p>
     <w:sectPr>
@@ -131,7 +301,7 @@
 </file>
 
 <file path=word/styles.xml><?xml version="1.0" encoding="utf-8"?>
-<w:styles xmlns:mc="http://schemas.openxmlformats.org/markup-compatibility/2006" xmlns:r="http://schemas.openxmlformats.org/officeDocument/2006/relationships" xmlns:w="http://schemas.openxmlformats.org/wordprocessingml/2006/main" xmlns:w14="http://schemas.microsoft.com/office/word/2010/wordml" xmlns:w15="http://schemas.microsoft.com/office/word/2012/wordml" xmlns:w16cex="http://schemas.microsoft.com/office/word/2018/wordml/cex" xmlns:w16cid="http://schemas.microsoft.com/office/word/2016/wordml/cid" xmlns:w16="http://schemas.microsoft.com/office/word/2018/wordml" xmlns:w16du="http://schemas.microsoft.com/office/word/2023/wordml/word16du" xmlns:w16sdtdh="http://schemas.microsoft.com/office/word/2020/wordml/sdtdatahash" xmlns:w16se="http://schemas.microsoft.com/office/word/2015/wordml/symex" mc:Ignorable="w14 w15 w16se w16cid w16 w16cex w16sdtdh w16du">
+<w:styles xmlns:mc="http://schemas.openxmlformats.org/markup-compatibility/2006" xmlns:r="http://schemas.openxmlformats.org/officeDocument/2006/relationships" xmlns:w="http://schemas.openxmlformats.org/wordprocessingml/2006/main" xmlns:w14="http://schemas.microsoft.com/office/word/2010/wordml" xmlns:w15="http://schemas.microsoft.com/office/word/2012/wordml" xmlns:w16cex="http://schemas.microsoft.com/office/word/2018/wordml/cex" xmlns:w16cid="http://schemas.microsoft.com/office/word/2016/wordml/cid" xmlns:w16="http://schemas.microsoft.com/office/word/2018/wordml" xmlns:w16sdtdh="http://schemas.microsoft.com/office/word/2020/wordml/sdtdatahash" xmlns:w16se="http://schemas.microsoft.com/office/word/2015/wordml/symex" mc:Ignorable="w14 w15 w16se w16cid w16 w16cex w16sdtdh">
   <w:docDefaults>
     <w:rPrDefault>
       <w:rPr>
@@ -533,7 +703,6 @@
     <w:name w:val="Normal"/>
     <w:qFormat/>
     <w:rPr>
-      <w:noProof/>
       <w:lang w:bidi="ar-EG"/>
     </w:rPr>
   </w:style>
@@ -569,7 +738,7 @@
     <w:basedOn w:val="DefaultParagraphFont"/>
     <w:uiPriority w:val="99"/>
     <w:unhideWhenUsed/>
-    <w:rsid w:val="00056FFF"/>
+    <w:rsid w:val="00037142"/>
     <w:rPr>
       <w:color w:val="0563C1" w:themeColor="hyperlink"/>
       <w:u w:val="single"/>
@@ -581,10 +750,22 @@
     <w:uiPriority w:val="99"/>
     <w:semiHidden/>
     <w:unhideWhenUsed/>
-    <w:rsid w:val="00056FFF"/>
+    <w:rsid w:val="00037142"/>
     <w:rPr>
       <w:color w:val="605E5C"/>
       <w:shd w:val="clear" w:color="auto" w:fill="E1DFDD"/>
+    </w:rPr>
+  </w:style>
+  <w:style w:type="character" w:styleId="FollowedHyperlink">
+    <w:name w:val="FollowedHyperlink"/>
+    <w:basedOn w:val="DefaultParagraphFont"/>
+    <w:uiPriority w:val="99"/>
+    <w:semiHidden/>
+    <w:unhideWhenUsed/>
+    <w:rsid w:val="00B77956"/>
+    <w:rPr>
+      <w:color w:val="954F72" w:themeColor="followedHyperlink"/>
+      <w:u w:val="single"/>
     </w:rPr>
   </w:style>
 </w:styles>
